--- a/Currículo.docx
+++ b/Currículo.docx
@@ -165,7 +165,16 @@
           <w:shd w:val="clear" w:color="auto" w:fill="FFFFFF"/>
           <w:lang w:val="en-US"/>
         </w:rPr>
-        <w:t xml:space="preserve">Linkedin: </w:t>
+        <w:t>LinkedIn</w:t>
+      </w:r>
+      <w:r>
+        <w:rPr>
+          <w:rFonts w:ascii="Arial" w:eastAsia="Arial" w:hAnsi="Arial" w:cs="Arial"/>
+          <w:color w:val="242424"/>
+          <w:shd w:val="clear" w:color="auto" w:fill="FFFFFF"/>
+          <w:lang w:val="en-US"/>
+        </w:rPr>
+        <w:t xml:space="preserve">: </w:t>
       </w:r>
       <w:hyperlink r:id="rId7" w:history="1">
         <w:r>
@@ -198,7 +207,25 @@
           <w:u w:val="single"/>
           <w:shd w:val="clear" w:color="auto" w:fill="FFFFFF"/>
         </w:rPr>
-        <w:t>20 anos</w:t>
+        <w:t>2</w:t>
+      </w:r>
+      <w:r>
+        <w:rPr>
+          <w:rFonts w:ascii="Arial" w:eastAsia="Arial" w:hAnsi="Arial" w:cs="Arial"/>
+          <w:color w:val="242424"/>
+          <w:u w:val="single"/>
+          <w:shd w:val="clear" w:color="auto" w:fill="FFFFFF"/>
+        </w:rPr>
+        <w:t>1</w:t>
+      </w:r>
+      <w:r>
+        <w:rPr>
+          <w:rFonts w:ascii="Arial" w:eastAsia="Arial" w:hAnsi="Arial" w:cs="Arial"/>
+          <w:color w:val="242424"/>
+          <w:u w:val="single"/>
+          <w:shd w:val="clear" w:color="auto" w:fill="FFFFFF"/>
+        </w:rPr>
+        <w:t xml:space="preserve"> anos</w:t>
       </w:r>
     </w:p>
     <w:p>
@@ -279,7 +306,21 @@
           <w:rFonts w:ascii="Segoe UI" w:eastAsia="Segoe UI" w:hAnsi="Segoe UI" w:cs="Segoe UI"/>
           <w:shd w:val="clear" w:color="auto" w:fill="FFFFFF"/>
         </w:rPr>
-        <w:t xml:space="preserve">Engenharia de Software – UniGuairacá </w:t>
+        <w:t xml:space="preserve">Engenharia de Software – </w:t>
+      </w:r>
+      <w:r>
+        <w:rPr>
+          <w:rFonts w:ascii="Segoe UI" w:eastAsia="Segoe UI" w:hAnsi="Segoe UI" w:cs="Segoe UI"/>
+          <w:shd w:val="clear" w:color="auto" w:fill="FFFFFF"/>
+        </w:rPr>
+        <w:t>Uni Guairacá</w:t>
+      </w:r>
+      <w:r>
+        <w:rPr>
+          <w:rFonts w:ascii="Segoe UI" w:eastAsia="Segoe UI" w:hAnsi="Segoe UI" w:cs="Segoe UI"/>
+          <w:shd w:val="clear" w:color="auto" w:fill="FFFFFF"/>
+        </w:rPr>
+        <w:t xml:space="preserve"> </w:t>
       </w:r>
       <w:r>
         <w:rPr>
@@ -301,7 +342,7 @@
           <w:rFonts w:ascii="Segoe UI" w:eastAsia="Segoe UI" w:hAnsi="Segoe UI" w:cs="Segoe UI"/>
           <w:shd w:val="clear" w:color="auto" w:fill="FFFFFF"/>
         </w:rPr>
-        <w:t>7</w:t>
+        <w:t>8</w:t>
       </w:r>
       <w:r>
         <w:rPr>
@@ -331,7 +372,58 @@
           <w:rFonts w:ascii="Segoe UI" w:eastAsia="Segoe UI" w:hAnsi="Segoe UI" w:cs="Segoe UI"/>
           <w:shd w:val="clear" w:color="auto" w:fill="FFFFFF"/>
         </w:rPr>
-        <w:t>Realizando cursos de JAVA, Flutter e Vue na Cod3r</w:t>
+        <w:t>Focando em</w:t>
+      </w:r>
+      <w:r>
+        <w:rPr>
+          <w:rFonts w:ascii="Segoe UI" w:eastAsia="Segoe UI" w:hAnsi="Segoe UI" w:cs="Segoe UI"/>
+          <w:shd w:val="clear" w:color="auto" w:fill="FFFFFF"/>
+        </w:rPr>
+        <w:t xml:space="preserve"> cursos de JAVA</w:t>
+      </w:r>
+      <w:r>
+        <w:rPr>
+          <w:rFonts w:ascii="Segoe UI" w:eastAsia="Segoe UI" w:hAnsi="Segoe UI" w:cs="Segoe UI"/>
+          <w:shd w:val="clear" w:color="auto" w:fill="FFFFFF"/>
+        </w:rPr>
+        <w:t xml:space="preserve"> e NextJS </w:t>
+      </w:r>
+      <w:r>
+        <w:rPr>
+          <w:rFonts w:ascii="Segoe UI" w:eastAsia="Segoe UI" w:hAnsi="Segoe UI" w:cs="Segoe UI"/>
+          <w:shd w:val="clear" w:color="auto" w:fill="FFFFFF"/>
+        </w:rPr>
+        <w:t>na Cod3r</w:t>
+      </w:r>
+      <w:r>
+        <w:rPr>
+          <w:rFonts w:ascii="Segoe UI" w:eastAsia="Segoe UI" w:hAnsi="Segoe UI" w:cs="Segoe UI"/>
+          <w:shd w:val="clear" w:color="auto" w:fill="FFFFFF"/>
+        </w:rPr>
+        <w:t xml:space="preserve"> (Formação DEV)</w:t>
+      </w:r>
+    </w:p>
+    <w:p>
+      <w:pPr>
+        <w:numPr>
+          <w:ilvl w:val="0"/>
+          <w:numId w:val="1"/>
+        </w:numPr>
+        <w:spacing w:after="0" w:line="240" w:lineRule="auto"/>
+        <w:ind w:hanging="360"/>
+        <w:jc w:val="both"/>
+        <w:rPr>
+          <w:rFonts w:ascii="Verdana" w:eastAsia="Verdana" w:hAnsi="Verdana" w:cs="Verdana"/>
+          <w:color w:val="242424"/>
+          <w:shd w:val="clear" w:color="auto" w:fill="FFFFFF"/>
+        </w:rPr>
+      </w:pPr>
+      <w:r>
+        <w:rPr>
+          <w:rFonts w:ascii="Segoe UI" w:eastAsia="Segoe UI" w:hAnsi="Segoe UI" w:cs="Segoe UI"/>
+          <w:shd w:val="clear" w:color="auto" w:fill="FFFFFF"/>
+        </w:rPr>
+        <w:t>Realizando curso de Unreal Engine 5.6 na GameDev.tv</w:t>
       </w:r>
     </w:p>
     <w:p>
@@ -442,7 +534,7 @@
           <w:rFonts w:ascii="Segoe UI" w:eastAsia="Segoe UI" w:hAnsi="Segoe UI" w:cs="Segoe UI"/>
           <w:shd w:val="clear" w:color="auto" w:fill="FFFFFF"/>
         </w:rPr>
-        <w:t xml:space="preserve"> Encaro bem mudanças, quando me dão um objetivo / desafio / meta para realizar, sempre me animo e tento cumprir da melhor maneira possível, e quando consigo concluir, por menor que seja, fico animado e orgulhoso.</w:t>
+        <w:t xml:space="preserve"> Encaro bem mudanças, quando me dão um objetivo / desafio / meta para realizar, sempre me animo e tento cumprir da melhor maneira possível, e quando consigo concluir, por menor que seja, fico animado.</w:t>
       </w:r>
     </w:p>
     <w:p>
@@ -591,7 +683,7 @@
           <w:rFonts w:ascii="Segoe UI" w:eastAsia="Segoe UI" w:hAnsi="Segoe UI" w:cs="Segoe UI"/>
           <w:shd w:val="clear" w:color="auto" w:fill="FFFFFF"/>
         </w:rPr>
-        <w:t>Membro de equipe de desenvolvimento em um serviço voluntário, trabalhando em projetos utilizando Python, Java , C, HTML, CSS, JavaScript, Github e GIT.</w:t>
+        <w:t>Membro de equipe de desenvolvimento em um serviço voluntário, trabalhando em projetos utilizando Python, Java, C, HTML, CSS, JavaScript, Github e GIT.</w:t>
       </w:r>
       <w:r>
         <w:rPr>
@@ -658,7 +750,7 @@
           <w:tab w:val="left" w:pos="720"/>
           <w:tab w:val="left" w:pos="360"/>
         </w:tabs>
-        <w:spacing w:before="220" w:after="0" w:line="240" w:lineRule="auto"/>
+        <w:spacing w:after="0" w:line="240" w:lineRule="auto"/>
         <w:ind w:hanging="284"/>
         <w:rPr>
           <w:rFonts w:ascii="Verdana" w:eastAsia="Verdana" w:hAnsi="Verdana" w:cs="Verdana"/>
@@ -672,39 +764,23 @@
           <w:color w:val="242424"/>
           <w:shd w:val="clear" w:color="auto" w:fill="FFFFFF"/>
         </w:rPr>
-        <w:t>Inglês avançado</w:t>
-      </w:r>
-      <w:r>
-        <w:rPr>
-          <w:rFonts w:ascii="Verdana" w:eastAsia="Verdana" w:hAnsi="Verdana" w:cs="Verdana"/>
-          <w:color w:val="242424"/>
-          <w:shd w:val="clear" w:color="auto" w:fill="FFFFFF"/>
-        </w:rPr>
-        <w:t xml:space="preserve"> (Curso concluído Talk-UP</w:t>
-      </w:r>
-      <w:r>
-        <w:rPr>
-          <w:rFonts w:ascii="Verdana" w:eastAsia="Verdana" w:hAnsi="Verdana" w:cs="Verdana"/>
-          <w:color w:val="242424"/>
-          <w:shd w:val="clear" w:color="auto" w:fill="FFFFFF"/>
-        </w:rPr>
-        <w:t xml:space="preserve"> + Experiência pessoal</w:t>
-      </w:r>
-      <w:r>
-        <w:rPr>
-          <w:rFonts w:ascii="Verdana" w:eastAsia="Verdana" w:hAnsi="Verdana" w:cs="Verdana"/>
-          <w:color w:val="242424"/>
-          <w:shd w:val="clear" w:color="auto" w:fill="FFFFFF"/>
-        </w:rPr>
-        <w:t>)</w:t>
-      </w:r>
-      <w:r>
-        <w:rPr>
-          <w:rFonts w:ascii="Verdana" w:eastAsia="Verdana" w:hAnsi="Verdana" w:cs="Verdana"/>
-          <w:color w:val="242424"/>
-          <w:shd w:val="clear" w:color="auto" w:fill="FFFFFF"/>
-        </w:rPr>
-        <w:t>;</w:t>
+        <w:t>Java intermediário (</w:t>
+      </w:r>
+      <w:r>
+        <w:rPr>
+          <w:rFonts w:ascii="Verdana" w:eastAsia="Verdana" w:hAnsi="Verdana" w:cs="Verdana"/>
+          <w:color w:val="242424"/>
+          <w:shd w:val="clear" w:color="auto" w:fill="FFFFFF"/>
+        </w:rPr>
+        <w:t>Uni Guairacá</w:t>
+      </w:r>
+      <w:r>
+        <w:rPr>
+          <w:rFonts w:ascii="Verdana" w:eastAsia="Verdana" w:hAnsi="Verdana" w:cs="Verdana"/>
+          <w:color w:val="242424"/>
+          <w:shd w:val="clear" w:color="auto" w:fill="FFFFFF"/>
+        </w:rPr>
+        <w:t xml:space="preserve"> + Curso em andamento Cod3r + Projetos pessoais);</w:t>
       </w:r>
     </w:p>
     <w:p>
@@ -717,7 +793,7 @@
           <w:tab w:val="left" w:pos="720"/>
           <w:tab w:val="left" w:pos="360"/>
         </w:tabs>
-        <w:spacing w:before="220" w:after="0" w:line="240" w:lineRule="auto"/>
+        <w:spacing w:after="0" w:line="240" w:lineRule="auto"/>
         <w:ind w:hanging="284"/>
         <w:rPr>
           <w:rFonts w:ascii="Verdana" w:eastAsia="Verdana" w:hAnsi="Verdana" w:cs="Verdana"/>
@@ -731,23 +807,7 @@
           <w:color w:val="242424"/>
           <w:shd w:val="clear" w:color="auto" w:fill="FFFFFF"/>
         </w:rPr>
-        <w:t>Clean Code</w:t>
-      </w:r>
-      <w:r>
-        <w:rPr>
-          <w:rFonts w:ascii="Verdana" w:eastAsia="Verdana" w:hAnsi="Verdana" w:cs="Verdana"/>
-          <w:color w:val="242424"/>
-          <w:shd w:val="clear" w:color="auto" w:fill="FFFFFF"/>
-        </w:rPr>
-        <w:t xml:space="preserve"> (livro)</w:t>
-      </w:r>
-      <w:r>
-        <w:rPr>
-          <w:rFonts w:ascii="Verdana" w:eastAsia="Verdana" w:hAnsi="Verdana" w:cs="Verdana"/>
-          <w:color w:val="242424"/>
-          <w:shd w:val="clear" w:color="auto" w:fill="FFFFFF"/>
-        </w:rPr>
-        <w:t>;</w:t>
+        <w:t>NextJS intermediário (Curso em andamento Cod3r + Projetos pessoais);</w:t>
       </w:r>
     </w:p>
     <w:p>
@@ -775,47 +835,7 @@
           <w:shd w:val="clear" w:color="auto" w:fill="FFFFFF"/>
         </w:rPr>
         <w:lastRenderedPageBreak/>
-        <w:t xml:space="preserve">Python </w:t>
-      </w:r>
-      <w:r>
-        <w:rPr>
-          <w:rFonts w:ascii="Verdana" w:eastAsia="Verdana" w:hAnsi="Verdana" w:cs="Verdana"/>
-          <w:color w:val="242424"/>
-          <w:shd w:val="clear" w:color="auto" w:fill="FFFFFF"/>
-        </w:rPr>
-        <w:t>intermediário</w:t>
-      </w:r>
-      <w:r>
-        <w:rPr>
-          <w:rFonts w:ascii="Verdana" w:eastAsia="Verdana" w:hAnsi="Verdana" w:cs="Verdana"/>
-          <w:color w:val="242424"/>
-          <w:shd w:val="clear" w:color="auto" w:fill="FFFFFF"/>
-        </w:rPr>
-        <w:t xml:space="preserve"> </w:t>
-      </w:r>
-      <w:r>
-        <w:rPr>
-          <w:rFonts w:ascii="Verdana" w:eastAsia="Verdana" w:hAnsi="Verdana" w:cs="Verdana"/>
-          <w:color w:val="242424"/>
-          <w:shd w:val="clear" w:color="auto" w:fill="FFFFFF"/>
-        </w:rPr>
-        <w:t>(UniGuairacá + Projetos pessoais</w:t>
-      </w:r>
-      <w:r>
-        <w:rPr>
-          <w:rFonts w:ascii="Verdana" w:eastAsia="Verdana" w:hAnsi="Verdana" w:cs="Verdana"/>
-          <w:color w:val="242424"/>
-          <w:shd w:val="clear" w:color="auto" w:fill="FFFFFF"/>
-        </w:rPr>
-        <w:t xml:space="preserve"> + Curso em andamento</w:t>
-      </w:r>
-      <w:r>
-        <w:rPr>
-          <w:rFonts w:ascii="Verdana" w:eastAsia="Verdana" w:hAnsi="Verdana" w:cs="Verdana"/>
-          <w:color w:val="242424"/>
-          <w:shd w:val="clear" w:color="auto" w:fill="FFFFFF"/>
-        </w:rPr>
-        <w:t>)</w:t>
+        <w:t>React intermediário (Curso em andamento NextJS Cod3r + Projetos pessoais);</w:t>
       </w:r>
     </w:p>
     <w:p>
@@ -842,47 +862,23 @@
           <w:color w:val="242424"/>
           <w:shd w:val="clear" w:color="auto" w:fill="FFFFFF"/>
         </w:rPr>
-        <w:t>HTML, CSS e JavaScript básico</w:t>
-      </w:r>
-      <w:r>
-        <w:rPr>
-          <w:rFonts w:ascii="Verdana" w:eastAsia="Verdana" w:hAnsi="Verdana" w:cs="Verdana"/>
-          <w:color w:val="242424"/>
-          <w:shd w:val="clear" w:color="auto" w:fill="FFFFFF"/>
-        </w:rPr>
-        <w:t xml:space="preserve"> </w:t>
-      </w:r>
-      <w:r>
-        <w:rPr>
-          <w:rFonts w:ascii="Verdana" w:eastAsia="Verdana" w:hAnsi="Verdana" w:cs="Verdana"/>
-          <w:color w:val="242424"/>
-          <w:shd w:val="clear" w:color="auto" w:fill="FFFFFF"/>
-        </w:rPr>
-        <w:t>(UniGuairacá</w:t>
-      </w:r>
-      <w:r>
-        <w:rPr>
-          <w:rFonts w:ascii="Verdana" w:eastAsia="Verdana" w:hAnsi="Verdana" w:cs="Verdana"/>
-          <w:color w:val="242424"/>
-          <w:shd w:val="clear" w:color="auto" w:fill="FFFFFF"/>
-        </w:rPr>
-        <w:t xml:space="preserve"> + Projetos pessoais</w:t>
-      </w:r>
-      <w:r>
-        <w:rPr>
-          <w:rFonts w:ascii="Verdana" w:eastAsia="Verdana" w:hAnsi="Verdana" w:cs="Verdana"/>
-          <w:color w:val="242424"/>
-          <w:shd w:val="clear" w:color="auto" w:fill="FFFFFF"/>
-        </w:rPr>
-        <w:t>)</w:t>
-      </w:r>
-      <w:r>
-        <w:rPr>
-          <w:rFonts w:ascii="Verdana" w:eastAsia="Verdana" w:hAnsi="Verdana" w:cs="Verdana"/>
-          <w:color w:val="242424"/>
-          <w:shd w:val="clear" w:color="auto" w:fill="FFFFFF"/>
-        </w:rPr>
-        <w:t>;</w:t>
+        <w:t>NestJS básico (Projetos pessoais</w:t>
+      </w:r>
+      <w:r>
+        <w:rPr>
+          <w:rFonts w:ascii="Verdana" w:eastAsia="Verdana" w:hAnsi="Verdana" w:cs="Verdana"/>
+          <w:color w:val="242424"/>
+          <w:shd w:val="clear" w:color="auto" w:fill="FFFFFF"/>
+        </w:rPr>
+        <w:t xml:space="preserve"> + Curso preparado Cod3r</w:t>
+      </w:r>
+      <w:r>
+        <w:rPr>
+          <w:rFonts w:ascii="Verdana" w:eastAsia="Verdana" w:hAnsi="Verdana" w:cs="Verdana"/>
+          <w:color w:val="242424"/>
+          <w:shd w:val="clear" w:color="auto" w:fill="FFFFFF"/>
+        </w:rPr>
+        <w:t>);</w:t>
       </w:r>
     </w:p>
     <w:p>
@@ -909,31 +905,7 @@
           <w:color w:val="242424"/>
           <w:shd w:val="clear" w:color="auto" w:fill="FFFFFF"/>
         </w:rPr>
-        <w:t xml:space="preserve">Ionic </w:t>
-      </w:r>
-      <w:r>
-        <w:rPr>
-          <w:rFonts w:ascii="Verdana" w:eastAsia="Verdana" w:hAnsi="Verdana" w:cs="Verdana"/>
-          <w:color w:val="242424"/>
-          <w:shd w:val="clear" w:color="auto" w:fill="FFFFFF"/>
-        </w:rPr>
-        <w:t>intermediário</w:t>
-      </w:r>
-      <w:r>
-        <w:rPr>
-          <w:rFonts w:ascii="Verdana" w:eastAsia="Verdana" w:hAnsi="Verdana" w:cs="Verdana"/>
-          <w:color w:val="242424"/>
-          <w:shd w:val="clear" w:color="auto" w:fill="FFFFFF"/>
-        </w:rPr>
-        <w:t xml:space="preserve"> </w:t>
-      </w:r>
-      <w:r>
-        <w:rPr>
-          <w:rFonts w:ascii="Verdana" w:eastAsia="Verdana" w:hAnsi="Verdana" w:cs="Verdana"/>
-          <w:color w:val="242424"/>
-          <w:shd w:val="clear" w:color="auto" w:fill="FFFFFF"/>
-        </w:rPr>
-        <w:t>(UniGuairacá + Projetos pessoais)</w:t>
+        <w:t>Unreal Engine 5.6 básica (Curso em andamento GameDev.tv)</w:t>
       </w:r>
       <w:r>
         <w:rPr>
@@ -968,31 +940,23 @@
           <w:color w:val="242424"/>
           <w:shd w:val="clear" w:color="auto" w:fill="FFFFFF"/>
         </w:rPr>
-        <w:t>Typescript intermediário</w:t>
-      </w:r>
-      <w:r>
-        <w:rPr>
-          <w:rFonts w:ascii="Verdana" w:eastAsia="Verdana" w:hAnsi="Verdana" w:cs="Verdana"/>
-          <w:color w:val="242424"/>
-          <w:shd w:val="clear" w:color="auto" w:fill="FFFFFF"/>
-        </w:rPr>
-        <w:t xml:space="preserve"> </w:t>
-      </w:r>
-      <w:r>
-        <w:rPr>
-          <w:rFonts w:ascii="Verdana" w:eastAsia="Verdana" w:hAnsi="Verdana" w:cs="Verdana"/>
-          <w:color w:val="242424"/>
-          <w:shd w:val="clear" w:color="auto" w:fill="FFFFFF"/>
-        </w:rPr>
-        <w:t>(UniGuairacá + Projetos pessoais)</w:t>
-      </w:r>
-      <w:r>
-        <w:rPr>
-          <w:rFonts w:ascii="Verdana" w:eastAsia="Verdana" w:hAnsi="Verdana" w:cs="Verdana"/>
-          <w:color w:val="242424"/>
-          <w:shd w:val="clear" w:color="auto" w:fill="FFFFFF"/>
-        </w:rPr>
-        <w:t>;</w:t>
+        <w:t>C++ básica (Curso em andamento</w:t>
+      </w:r>
+      <w:r>
+        <w:rPr>
+          <w:rFonts w:ascii="Verdana" w:eastAsia="Verdana" w:hAnsi="Verdana" w:cs="Verdana"/>
+          <w:color w:val="242424"/>
+          <w:shd w:val="clear" w:color="auto" w:fill="FFFFFF"/>
+        </w:rPr>
+        <w:t xml:space="preserve"> Unreal Engine 5.6</w:t>
+      </w:r>
+      <w:r>
+        <w:rPr>
+          <w:rFonts w:ascii="Verdana" w:eastAsia="Verdana" w:hAnsi="Verdana" w:cs="Verdana"/>
+          <w:color w:val="242424"/>
+          <w:shd w:val="clear" w:color="auto" w:fill="FFFFFF"/>
+        </w:rPr>
+        <w:t xml:space="preserve"> GameDev.tv);</w:t>
       </w:r>
     </w:p>
     <w:p>
@@ -1019,31 +983,23 @@
           <w:color w:val="242424"/>
           <w:shd w:val="clear" w:color="auto" w:fill="FFFFFF"/>
         </w:rPr>
-        <w:t>Angular básico</w:t>
-      </w:r>
-      <w:r>
-        <w:rPr>
-          <w:rFonts w:ascii="Verdana" w:eastAsia="Verdana" w:hAnsi="Verdana" w:cs="Verdana"/>
-          <w:color w:val="242424"/>
-          <w:shd w:val="clear" w:color="auto" w:fill="FFFFFF"/>
-        </w:rPr>
-        <w:t xml:space="preserve"> </w:t>
-      </w:r>
-      <w:r>
-        <w:rPr>
-          <w:rFonts w:ascii="Verdana" w:eastAsia="Verdana" w:hAnsi="Verdana" w:cs="Verdana"/>
-          <w:color w:val="242424"/>
-          <w:shd w:val="clear" w:color="auto" w:fill="FFFFFF"/>
-        </w:rPr>
-        <w:t>(UniGuairacá)</w:t>
-      </w:r>
-      <w:r>
-        <w:rPr>
-          <w:rFonts w:ascii="Verdana" w:eastAsia="Verdana" w:hAnsi="Verdana" w:cs="Verdana"/>
-          <w:color w:val="242424"/>
-          <w:shd w:val="clear" w:color="auto" w:fill="FFFFFF"/>
-        </w:rPr>
-        <w:t>;</w:t>
+        <w:t>Ionic intermediário (</w:t>
+      </w:r>
+      <w:r>
+        <w:rPr>
+          <w:rFonts w:ascii="Verdana" w:eastAsia="Verdana" w:hAnsi="Verdana" w:cs="Verdana"/>
+          <w:color w:val="242424"/>
+          <w:shd w:val="clear" w:color="auto" w:fill="FFFFFF"/>
+        </w:rPr>
+        <w:t>Uni Guairacá</w:t>
+      </w:r>
+      <w:r>
+        <w:rPr>
+          <w:rFonts w:ascii="Verdana" w:eastAsia="Verdana" w:hAnsi="Verdana" w:cs="Verdana"/>
+          <w:color w:val="242424"/>
+          <w:shd w:val="clear" w:color="auto" w:fill="FFFFFF"/>
+        </w:rPr>
+        <w:t xml:space="preserve"> + Projetos pessoais);</w:t>
       </w:r>
     </w:p>
     <w:p>
@@ -1070,31 +1026,23 @@
           <w:color w:val="242424"/>
           <w:shd w:val="clear" w:color="auto" w:fill="FFFFFF"/>
         </w:rPr>
-        <w:t>Laravel básico</w:t>
-      </w:r>
-      <w:r>
-        <w:rPr>
-          <w:rFonts w:ascii="Verdana" w:eastAsia="Verdana" w:hAnsi="Verdana" w:cs="Verdana"/>
-          <w:color w:val="242424"/>
-          <w:shd w:val="clear" w:color="auto" w:fill="FFFFFF"/>
-        </w:rPr>
-        <w:t xml:space="preserve"> </w:t>
-      </w:r>
-      <w:r>
-        <w:rPr>
-          <w:rFonts w:ascii="Verdana" w:eastAsia="Verdana" w:hAnsi="Verdana" w:cs="Verdana"/>
-          <w:color w:val="242424"/>
-          <w:shd w:val="clear" w:color="auto" w:fill="FFFFFF"/>
-        </w:rPr>
-        <w:t>(UniGuairacá</w:t>
-      </w:r>
-      <w:r>
-        <w:rPr>
-          <w:rFonts w:ascii="Verdana" w:eastAsia="Verdana" w:hAnsi="Verdana" w:cs="Verdana"/>
-          <w:color w:val="242424"/>
-          <w:shd w:val="clear" w:color="auto" w:fill="FFFFFF"/>
-        </w:rPr>
-        <w:t>);</w:t>
+        <w:t>Typescript intermediário (</w:t>
+      </w:r>
+      <w:r>
+        <w:rPr>
+          <w:rFonts w:ascii="Verdana" w:eastAsia="Verdana" w:hAnsi="Verdana" w:cs="Verdana"/>
+          <w:color w:val="242424"/>
+          <w:shd w:val="clear" w:color="auto" w:fill="FFFFFF"/>
+        </w:rPr>
+        <w:t>Uni Guairacá</w:t>
+      </w:r>
+      <w:r>
+        <w:rPr>
+          <w:rFonts w:ascii="Verdana" w:eastAsia="Verdana" w:hAnsi="Verdana" w:cs="Verdana"/>
+          <w:color w:val="242424"/>
+          <w:shd w:val="clear" w:color="auto" w:fill="FFFFFF"/>
+        </w:rPr>
+        <w:t xml:space="preserve"> + Projetos pessoais);</w:t>
       </w:r>
     </w:p>
     <w:p>
@@ -1121,47 +1069,39 @@
           <w:color w:val="242424"/>
           <w:shd w:val="clear" w:color="auto" w:fill="FFFFFF"/>
         </w:rPr>
-        <w:t>In</w:t>
-      </w:r>
-      <w:r>
-        <w:rPr>
-          <w:rFonts w:ascii="Verdana" w:eastAsia="Verdana" w:hAnsi="Verdana" w:cs="Verdana"/>
-          <w:color w:val="242424"/>
-          <w:shd w:val="clear" w:color="auto" w:fill="FFFFFF"/>
-        </w:rPr>
-        <w:t>t</w:t>
-      </w:r>
-      <w:r>
-        <w:rPr>
-          <w:rFonts w:ascii="Verdana" w:eastAsia="Verdana" w:hAnsi="Verdana" w:cs="Verdana"/>
-          <w:color w:val="242424"/>
-          <w:shd w:val="clear" w:color="auto" w:fill="FFFFFF"/>
-        </w:rPr>
-        <w:t>eligência Artificial básico</w:t>
-      </w:r>
-      <w:r>
-        <w:rPr>
-          <w:rFonts w:ascii="Verdana" w:eastAsia="Verdana" w:hAnsi="Verdana" w:cs="Verdana"/>
-          <w:color w:val="242424"/>
-          <w:shd w:val="clear" w:color="auto" w:fill="FFFFFF"/>
-        </w:rPr>
-        <w:t xml:space="preserve"> </w:t>
-      </w:r>
-      <w:r>
-        <w:rPr>
-          <w:rFonts w:ascii="Verdana" w:eastAsia="Verdana" w:hAnsi="Verdana" w:cs="Verdana"/>
-          <w:color w:val="242424"/>
-          <w:shd w:val="clear" w:color="auto" w:fill="FFFFFF"/>
-        </w:rPr>
-        <w:t>(UniGuairacá)</w:t>
-      </w:r>
-      <w:r>
-        <w:rPr>
-          <w:rFonts w:ascii="Verdana" w:eastAsia="Verdana" w:hAnsi="Verdana" w:cs="Verdana"/>
-          <w:color w:val="242424"/>
-          <w:shd w:val="clear" w:color="auto" w:fill="FFFFFF"/>
-        </w:rPr>
-        <w:t>;</w:t>
+        <w:t>Firebase</w:t>
+      </w:r>
+      <w:r>
+        <w:rPr>
+          <w:rFonts w:ascii="Verdana" w:eastAsia="Verdana" w:hAnsi="Verdana" w:cs="Verdana"/>
+          <w:color w:val="242424"/>
+          <w:shd w:val="clear" w:color="auto" w:fill="FFFFFF"/>
+        </w:rPr>
+        <w:t xml:space="preserve"> intermediário</w:t>
+      </w:r>
+      <w:r>
+        <w:rPr>
+          <w:rFonts w:ascii="Verdana" w:eastAsia="Verdana" w:hAnsi="Verdana" w:cs="Verdana"/>
+          <w:color w:val="242424"/>
+          <w:shd w:val="clear" w:color="auto" w:fill="FFFFFF"/>
+        </w:rPr>
+        <w:t xml:space="preserve"> (</w:t>
+      </w:r>
+      <w:r>
+        <w:rPr>
+          <w:rFonts w:ascii="Verdana" w:eastAsia="Verdana" w:hAnsi="Verdana" w:cs="Verdana"/>
+          <w:color w:val="242424"/>
+          <w:shd w:val="clear" w:color="auto" w:fill="FFFFFF"/>
+        </w:rPr>
+        <w:t>Uni Guairacá</w:t>
+      </w:r>
+      <w:r>
+        <w:rPr>
+          <w:rFonts w:ascii="Verdana" w:eastAsia="Verdana" w:hAnsi="Verdana" w:cs="Verdana"/>
+          <w:color w:val="242424"/>
+          <w:shd w:val="clear" w:color="auto" w:fill="FFFFFF"/>
+        </w:rPr>
+        <w:t xml:space="preserve"> + Projetos pessoais);</w:t>
       </w:r>
     </w:p>
     <w:p>
@@ -1188,31 +1128,7 @@
           <w:color w:val="242424"/>
           <w:shd w:val="clear" w:color="auto" w:fill="FFFFFF"/>
         </w:rPr>
-        <w:t>MySQL</w:t>
-      </w:r>
-      <w:r>
-        <w:rPr>
-          <w:rFonts w:ascii="Verdana" w:eastAsia="Verdana" w:hAnsi="Verdana" w:cs="Verdana"/>
-          <w:color w:val="242424"/>
-          <w:shd w:val="clear" w:color="auto" w:fill="FFFFFF"/>
-        </w:rPr>
-        <w:t xml:space="preserve"> </w:t>
-      </w:r>
-      <w:r>
-        <w:rPr>
-          <w:rFonts w:ascii="Verdana" w:eastAsia="Verdana" w:hAnsi="Verdana" w:cs="Verdana"/>
-          <w:color w:val="242424"/>
-          <w:shd w:val="clear" w:color="auto" w:fill="FFFFFF"/>
-        </w:rPr>
-        <w:t>(UniGuairacá)</w:t>
-      </w:r>
-      <w:r>
-        <w:rPr>
-          <w:rFonts w:ascii="Verdana" w:eastAsia="Verdana" w:hAnsi="Verdana" w:cs="Verdana"/>
-          <w:color w:val="242424"/>
-          <w:shd w:val="clear" w:color="auto" w:fill="FFFFFF"/>
-        </w:rPr>
-        <w:t>;</w:t>
+        <w:t>HTML, CSS e JavaScript intermediário (Uni Guairacá + Projetos pessoais);</w:t>
       </w:r>
     </w:p>
     <w:p>
@@ -1239,55 +1155,7 @@
           <w:color w:val="242424"/>
           <w:shd w:val="clear" w:color="auto" w:fill="FFFFFF"/>
         </w:rPr>
-        <w:t xml:space="preserve">Java </w:t>
-      </w:r>
-      <w:r>
-        <w:rPr>
-          <w:rFonts w:ascii="Verdana" w:eastAsia="Verdana" w:hAnsi="Verdana" w:cs="Verdana"/>
-          <w:color w:val="242424"/>
-          <w:shd w:val="clear" w:color="auto" w:fill="FFFFFF"/>
-        </w:rPr>
-        <w:t>intermediário</w:t>
-      </w:r>
-      <w:r>
-        <w:rPr>
-          <w:rFonts w:ascii="Verdana" w:eastAsia="Verdana" w:hAnsi="Verdana" w:cs="Verdana"/>
-          <w:color w:val="242424"/>
-          <w:shd w:val="clear" w:color="auto" w:fill="FFFFFF"/>
-        </w:rPr>
-        <w:t xml:space="preserve"> </w:t>
-      </w:r>
-      <w:r>
-        <w:rPr>
-          <w:rFonts w:ascii="Verdana" w:eastAsia="Verdana" w:hAnsi="Verdana" w:cs="Verdana"/>
-          <w:color w:val="242424"/>
-          <w:shd w:val="clear" w:color="auto" w:fill="FFFFFF"/>
-        </w:rPr>
-        <w:t>(UniGuairacá +</w:t>
-      </w:r>
-      <w:r>
-        <w:rPr>
-          <w:rFonts w:ascii="Verdana" w:eastAsia="Verdana" w:hAnsi="Verdana" w:cs="Verdana"/>
-          <w:color w:val="242424"/>
-          <w:shd w:val="clear" w:color="auto" w:fill="FFFFFF"/>
-        </w:rPr>
-        <w:t xml:space="preserve"> Curso em andamento Cod3r +</w:t>
-      </w:r>
-      <w:r>
-        <w:rPr>
-          <w:rFonts w:ascii="Verdana" w:eastAsia="Verdana" w:hAnsi="Verdana" w:cs="Verdana"/>
-          <w:color w:val="242424"/>
-          <w:shd w:val="clear" w:color="auto" w:fill="FFFFFF"/>
-        </w:rPr>
-        <w:t xml:space="preserve"> Projetos pessoais)</w:t>
-      </w:r>
-      <w:r>
-        <w:rPr>
-          <w:rFonts w:ascii="Verdana" w:eastAsia="Verdana" w:hAnsi="Verdana" w:cs="Verdana"/>
-          <w:color w:val="242424"/>
-          <w:shd w:val="clear" w:color="auto" w:fill="FFFFFF"/>
-        </w:rPr>
-        <w:t>;</w:t>
+        <w:t>Tailwind CSS intermediário (Curso em andamento NextJS Cod3r + Projetos pessoais)</w:t>
       </w:r>
     </w:p>
     <w:p>
@@ -1314,31 +1182,55 @@
           <w:color w:val="242424"/>
           <w:shd w:val="clear" w:color="auto" w:fill="FFFFFF"/>
         </w:rPr>
-        <w:t>Vue básico</w:t>
-      </w:r>
-      <w:r>
-        <w:rPr>
-          <w:rFonts w:ascii="Verdana" w:eastAsia="Verdana" w:hAnsi="Verdana" w:cs="Verdana"/>
-          <w:color w:val="242424"/>
-          <w:shd w:val="clear" w:color="auto" w:fill="FFFFFF"/>
-        </w:rPr>
-        <w:t xml:space="preserve"> </w:t>
-      </w:r>
-      <w:r>
-        <w:rPr>
-          <w:rFonts w:ascii="Verdana" w:eastAsia="Verdana" w:hAnsi="Verdana" w:cs="Verdana"/>
-          <w:color w:val="242424"/>
-          <w:shd w:val="clear" w:color="auto" w:fill="FFFFFF"/>
-        </w:rPr>
-        <w:t>(</w:t>
-      </w:r>
-      <w:r>
-        <w:rPr>
-          <w:rFonts w:ascii="Verdana" w:eastAsia="Verdana" w:hAnsi="Verdana" w:cs="Verdana"/>
-          <w:color w:val="242424"/>
-          <w:shd w:val="clear" w:color="auto" w:fill="FFFFFF"/>
-        </w:rPr>
-        <w:t>Curso em andamento Cod3r</w:t>
+        <w:t xml:space="preserve">Python </w:t>
+      </w:r>
+      <w:r>
+        <w:rPr>
+          <w:rFonts w:ascii="Verdana" w:eastAsia="Verdana" w:hAnsi="Verdana" w:cs="Verdana"/>
+          <w:color w:val="242424"/>
+          <w:shd w:val="clear" w:color="auto" w:fill="FFFFFF"/>
+        </w:rPr>
+        <w:t>básico</w:t>
+      </w:r>
+      <w:r>
+        <w:rPr>
+          <w:rFonts w:ascii="Verdana" w:eastAsia="Verdana" w:hAnsi="Verdana" w:cs="Verdana"/>
+          <w:color w:val="242424"/>
+          <w:shd w:val="clear" w:color="auto" w:fill="FFFFFF"/>
+        </w:rPr>
+        <w:t xml:space="preserve"> (</w:t>
+      </w:r>
+      <w:r>
+        <w:rPr>
+          <w:rFonts w:ascii="Verdana" w:eastAsia="Verdana" w:hAnsi="Verdana" w:cs="Verdana"/>
+          <w:color w:val="242424"/>
+          <w:shd w:val="clear" w:color="auto" w:fill="FFFFFF"/>
+        </w:rPr>
+        <w:t>Uni Guairacá</w:t>
+      </w:r>
+      <w:r>
+        <w:rPr>
+          <w:rFonts w:ascii="Verdana" w:eastAsia="Verdana" w:hAnsi="Verdana" w:cs="Verdana"/>
+          <w:color w:val="242424"/>
+          <w:shd w:val="clear" w:color="auto" w:fill="FFFFFF"/>
+        </w:rPr>
+        <w:t xml:space="preserve"> + Projetos pessoai</w:t>
+      </w:r>
+      <w:r>
+        <w:rPr>
+          <w:rFonts w:ascii="Verdana" w:eastAsia="Verdana" w:hAnsi="Verdana" w:cs="Verdana"/>
+          <w:color w:val="242424"/>
+          <w:shd w:val="clear" w:color="auto" w:fill="FFFFFF"/>
+        </w:rPr>
+        <w:t>s</w:t>
+      </w:r>
+      <w:r>
+        <w:rPr>
+          <w:rFonts w:ascii="Verdana" w:eastAsia="Verdana" w:hAnsi="Verdana" w:cs="Verdana"/>
+          <w:color w:val="242424"/>
+          <w:shd w:val="clear" w:color="auto" w:fill="FFFFFF"/>
+        </w:rPr>
+        <w:t xml:space="preserve"> + Curso preparado Udemy</w:t>
       </w:r>
       <w:r>
         <w:rPr>
@@ -1381,31 +1273,23 @@
           <w:color w:val="242424"/>
           <w:shd w:val="clear" w:color="auto" w:fill="FFFFFF"/>
         </w:rPr>
-        <w:t>Flutter básico</w:t>
-      </w:r>
-      <w:r>
-        <w:rPr>
-          <w:rFonts w:ascii="Verdana" w:eastAsia="Verdana" w:hAnsi="Verdana" w:cs="Verdana"/>
-          <w:color w:val="242424"/>
-          <w:shd w:val="clear" w:color="auto" w:fill="FFFFFF"/>
-        </w:rPr>
-        <w:t xml:space="preserve"> </w:t>
-      </w:r>
-      <w:r>
-        <w:rPr>
-          <w:rFonts w:ascii="Verdana" w:eastAsia="Verdana" w:hAnsi="Verdana" w:cs="Verdana"/>
-          <w:color w:val="242424"/>
-          <w:shd w:val="clear" w:color="auto" w:fill="FFFFFF"/>
-        </w:rPr>
-        <w:t xml:space="preserve">(UniGuairacá + </w:t>
-      </w:r>
-      <w:r>
-        <w:rPr>
-          <w:rFonts w:ascii="Verdana" w:eastAsia="Verdana" w:hAnsi="Verdana" w:cs="Verdana"/>
-          <w:color w:val="242424"/>
-          <w:shd w:val="clear" w:color="auto" w:fill="FFFFFF"/>
-        </w:rPr>
-        <w:t>Curso em andamento Cod3r</w:t>
+        <w:t>Angular básico</w:t>
+      </w:r>
+      <w:r>
+        <w:rPr>
+          <w:rFonts w:ascii="Verdana" w:eastAsia="Verdana" w:hAnsi="Verdana" w:cs="Verdana"/>
+          <w:color w:val="242424"/>
+          <w:shd w:val="clear" w:color="auto" w:fill="FFFFFF"/>
+        </w:rPr>
+        <w:t xml:space="preserve"> (</w:t>
+      </w:r>
+      <w:r>
+        <w:rPr>
+          <w:rFonts w:ascii="Verdana" w:eastAsia="Verdana" w:hAnsi="Verdana" w:cs="Verdana"/>
+          <w:color w:val="242424"/>
+          <w:shd w:val="clear" w:color="auto" w:fill="FFFFFF"/>
+        </w:rPr>
+        <w:t>Uni Guairacá</w:t>
       </w:r>
       <w:r>
         <w:rPr>
@@ -1448,31 +1332,31 @@
           <w:color w:val="242424"/>
           <w:shd w:val="clear" w:color="auto" w:fill="FFFFFF"/>
         </w:rPr>
-        <w:t>Linguagem C básica</w:t>
-      </w:r>
-      <w:r>
-        <w:rPr>
-          <w:rFonts w:ascii="Verdana" w:eastAsia="Verdana" w:hAnsi="Verdana" w:cs="Verdana"/>
-          <w:color w:val="242424"/>
-          <w:shd w:val="clear" w:color="auto" w:fill="FFFFFF"/>
-        </w:rPr>
-        <w:t xml:space="preserve"> </w:t>
-      </w:r>
-      <w:r>
-        <w:rPr>
-          <w:rFonts w:ascii="Verdana" w:eastAsia="Verdana" w:hAnsi="Verdana" w:cs="Verdana"/>
-          <w:color w:val="242424"/>
-          <w:shd w:val="clear" w:color="auto" w:fill="FFFFFF"/>
-        </w:rPr>
-        <w:t>(UniGuairacá)</w:t>
-      </w:r>
-      <w:r>
-        <w:rPr>
-          <w:rFonts w:ascii="Verdana" w:eastAsia="Verdana" w:hAnsi="Verdana" w:cs="Verdana"/>
-          <w:color w:val="242424"/>
-          <w:shd w:val="clear" w:color="auto" w:fill="FFFFFF"/>
-        </w:rPr>
-        <w:t>;</w:t>
+        <w:t>Laravel básico</w:t>
+      </w:r>
+      <w:r>
+        <w:rPr>
+          <w:rFonts w:ascii="Verdana" w:eastAsia="Verdana" w:hAnsi="Verdana" w:cs="Verdana"/>
+          <w:color w:val="242424"/>
+          <w:shd w:val="clear" w:color="auto" w:fill="FFFFFF"/>
+        </w:rPr>
+        <w:t xml:space="preserve"> (</w:t>
+      </w:r>
+      <w:r>
+        <w:rPr>
+          <w:rFonts w:ascii="Verdana" w:eastAsia="Verdana" w:hAnsi="Verdana" w:cs="Verdana"/>
+          <w:color w:val="242424"/>
+          <w:shd w:val="clear" w:color="auto" w:fill="FFFFFF"/>
+        </w:rPr>
+        <w:t>Uni Guairacá</w:t>
+      </w:r>
+      <w:r>
+        <w:rPr>
+          <w:rFonts w:ascii="Verdana" w:eastAsia="Verdana" w:hAnsi="Verdana" w:cs="Verdana"/>
+          <w:color w:val="242424"/>
+          <w:shd w:val="clear" w:color="auto" w:fill="FFFFFF"/>
+        </w:rPr>
+        <w:t>);</w:t>
       </w:r>
     </w:p>
     <w:p>
@@ -1499,47 +1383,7 @@
           <w:color w:val="242424"/>
           <w:shd w:val="clear" w:color="auto" w:fill="FFFFFF"/>
         </w:rPr>
-        <w:t>React básico</w:t>
-      </w:r>
-      <w:r>
-        <w:rPr>
-          <w:rFonts w:ascii="Verdana" w:eastAsia="Verdana" w:hAnsi="Verdana" w:cs="Verdana"/>
-          <w:color w:val="242424"/>
-          <w:shd w:val="clear" w:color="auto" w:fill="FFFFFF"/>
-        </w:rPr>
-        <w:t xml:space="preserve"> </w:t>
-      </w:r>
-      <w:r>
-        <w:rPr>
-          <w:rFonts w:ascii="Verdana" w:eastAsia="Verdana" w:hAnsi="Verdana" w:cs="Verdana"/>
-          <w:color w:val="242424"/>
-          <w:shd w:val="clear" w:color="auto" w:fill="FFFFFF"/>
-        </w:rPr>
-        <w:t>(</w:t>
-      </w:r>
-      <w:r>
-        <w:rPr>
-          <w:rFonts w:ascii="Verdana" w:eastAsia="Verdana" w:hAnsi="Verdana" w:cs="Verdana"/>
-          <w:color w:val="242424"/>
-          <w:shd w:val="clear" w:color="auto" w:fill="FFFFFF"/>
-        </w:rPr>
-        <w:t>Projetos pessoais</w:t>
-      </w:r>
-      <w:r>
-        <w:rPr>
-          <w:rFonts w:ascii="Verdana" w:eastAsia="Verdana" w:hAnsi="Verdana" w:cs="Verdana"/>
-          <w:color w:val="242424"/>
-          <w:shd w:val="clear" w:color="auto" w:fill="FFFFFF"/>
-        </w:rPr>
-        <w:t>)</w:t>
-      </w:r>
-      <w:r>
-        <w:rPr>
-          <w:rFonts w:ascii="Verdana" w:eastAsia="Verdana" w:hAnsi="Verdana" w:cs="Verdana"/>
-          <w:color w:val="242424"/>
-          <w:shd w:val="clear" w:color="auto" w:fill="FFFFFF"/>
-        </w:rPr>
-        <w:t>;</w:t>
+        <w:t>Flutter básico (Uni Guairacá + Curso preparado Cod3r);</w:t>
       </w:r>
     </w:p>
     <w:p>
@@ -1566,31 +1410,7 @@
           <w:color w:val="242424"/>
           <w:shd w:val="clear" w:color="auto" w:fill="FFFFFF"/>
         </w:rPr>
-        <w:t>Firebase</w:t>
-      </w:r>
-      <w:r>
-        <w:rPr>
-          <w:rFonts w:ascii="Verdana" w:eastAsia="Verdana" w:hAnsi="Verdana" w:cs="Verdana"/>
-          <w:color w:val="242424"/>
-          <w:shd w:val="clear" w:color="auto" w:fill="FFFFFF"/>
-        </w:rPr>
-        <w:t xml:space="preserve"> </w:t>
-      </w:r>
-      <w:r>
-        <w:rPr>
-          <w:rFonts w:ascii="Verdana" w:eastAsia="Verdana" w:hAnsi="Verdana" w:cs="Verdana"/>
-          <w:color w:val="242424"/>
-          <w:shd w:val="clear" w:color="auto" w:fill="FFFFFF"/>
-        </w:rPr>
-        <w:t>(UniGuairacá + Projetos pessoais)</w:t>
-      </w:r>
-      <w:r>
-        <w:rPr>
-          <w:rFonts w:ascii="Verdana" w:eastAsia="Verdana" w:hAnsi="Verdana" w:cs="Verdana"/>
-          <w:color w:val="242424"/>
-          <w:shd w:val="clear" w:color="auto" w:fill="FFFFFF"/>
-        </w:rPr>
-        <w:t>;</w:t>
+        <w:t>Linguagem C básica (Uni Guairacá);</w:t>
       </w:r>
     </w:p>
     <w:p>
@@ -1617,23 +1437,55 @@
           <w:color w:val="242424"/>
           <w:shd w:val="clear" w:color="auto" w:fill="FFFFFF"/>
         </w:rPr>
-        <w:t>GIT intermediário</w:t>
-      </w:r>
-      <w:r>
-        <w:rPr>
-          <w:rFonts w:ascii="Verdana" w:eastAsia="Verdana" w:hAnsi="Verdana" w:cs="Verdana"/>
-          <w:color w:val="242424"/>
-          <w:shd w:val="clear" w:color="auto" w:fill="FFFFFF"/>
-        </w:rPr>
-        <w:t xml:space="preserve"> </w:t>
-      </w:r>
-      <w:r>
-        <w:rPr>
-          <w:rFonts w:ascii="Verdana" w:eastAsia="Verdana" w:hAnsi="Verdana" w:cs="Verdana"/>
-          <w:color w:val="242424"/>
-          <w:shd w:val="clear" w:color="auto" w:fill="FFFFFF"/>
-        </w:rPr>
-        <w:t>(UniGuairacá + Projetos pessoais)</w:t>
+        <w:t>In</w:t>
+      </w:r>
+      <w:r>
+        <w:rPr>
+          <w:rFonts w:ascii="Verdana" w:eastAsia="Verdana" w:hAnsi="Verdana" w:cs="Verdana"/>
+          <w:color w:val="242424"/>
+          <w:shd w:val="clear" w:color="auto" w:fill="FFFFFF"/>
+        </w:rPr>
+        <w:t>t</w:t>
+      </w:r>
+      <w:r>
+        <w:rPr>
+          <w:rFonts w:ascii="Verdana" w:eastAsia="Verdana" w:hAnsi="Verdana" w:cs="Verdana"/>
+          <w:color w:val="242424"/>
+          <w:shd w:val="clear" w:color="auto" w:fill="FFFFFF"/>
+        </w:rPr>
+        <w:t>eligência Artificial básic</w:t>
+      </w:r>
+      <w:r>
+        <w:rPr>
+          <w:rFonts w:ascii="Verdana" w:eastAsia="Verdana" w:hAnsi="Verdana" w:cs="Verdana"/>
+          <w:color w:val="242424"/>
+          <w:shd w:val="clear" w:color="auto" w:fill="FFFFFF"/>
+        </w:rPr>
+        <w:t>a</w:t>
+      </w:r>
+      <w:r>
+        <w:rPr>
+          <w:rFonts w:ascii="Verdana" w:eastAsia="Verdana" w:hAnsi="Verdana" w:cs="Verdana"/>
+          <w:color w:val="242424"/>
+          <w:shd w:val="clear" w:color="auto" w:fill="FFFFFF"/>
+        </w:rPr>
+        <w:t xml:space="preserve"> (</w:t>
+      </w:r>
+      <w:r>
+        <w:rPr>
+          <w:rFonts w:ascii="Verdana" w:eastAsia="Verdana" w:hAnsi="Verdana" w:cs="Verdana"/>
+          <w:color w:val="242424"/>
+          <w:shd w:val="clear" w:color="auto" w:fill="FFFFFF"/>
+        </w:rPr>
+        <w:t>Uni Guairacá</w:t>
+      </w:r>
+      <w:r>
+        <w:rPr>
+          <w:rFonts w:ascii="Verdana" w:eastAsia="Verdana" w:hAnsi="Verdana" w:cs="Verdana"/>
+          <w:color w:val="242424"/>
+          <w:shd w:val="clear" w:color="auto" w:fill="FFFFFF"/>
+        </w:rPr>
+        <w:t>)</w:t>
       </w:r>
       <w:r>
         <w:rPr>
@@ -1668,23 +1520,39 @@
           <w:color w:val="242424"/>
           <w:shd w:val="clear" w:color="auto" w:fill="FFFFFF"/>
         </w:rPr>
-        <w:t>Estrutura de dados</w:t>
-      </w:r>
-      <w:r>
-        <w:rPr>
-          <w:rFonts w:ascii="Verdana" w:eastAsia="Verdana" w:hAnsi="Verdana" w:cs="Verdana"/>
-          <w:color w:val="242424"/>
-          <w:shd w:val="clear" w:color="auto" w:fill="FFFFFF"/>
-        </w:rPr>
-        <w:t xml:space="preserve"> </w:t>
-      </w:r>
-      <w:r>
-        <w:rPr>
-          <w:rFonts w:ascii="Verdana" w:eastAsia="Verdana" w:hAnsi="Verdana" w:cs="Verdana"/>
-          <w:color w:val="242424"/>
-          <w:shd w:val="clear" w:color="auto" w:fill="FFFFFF"/>
-        </w:rPr>
-        <w:t>(UniGuairacá)</w:t>
+        <w:t>MySQL</w:t>
+      </w:r>
+      <w:r>
+        <w:rPr>
+          <w:rFonts w:ascii="Verdana" w:eastAsia="Verdana" w:hAnsi="Verdana" w:cs="Verdana"/>
+          <w:color w:val="242424"/>
+          <w:shd w:val="clear" w:color="auto" w:fill="FFFFFF"/>
+        </w:rPr>
+        <w:t xml:space="preserve"> básico</w:t>
+      </w:r>
+      <w:r>
+        <w:rPr>
+          <w:rFonts w:ascii="Verdana" w:eastAsia="Verdana" w:hAnsi="Verdana" w:cs="Verdana"/>
+          <w:color w:val="242424"/>
+          <w:shd w:val="clear" w:color="auto" w:fill="FFFFFF"/>
+        </w:rPr>
+        <w:t xml:space="preserve"> (</w:t>
+      </w:r>
+      <w:r>
+        <w:rPr>
+          <w:rFonts w:ascii="Verdana" w:eastAsia="Verdana" w:hAnsi="Verdana" w:cs="Verdana"/>
+          <w:color w:val="242424"/>
+          <w:shd w:val="clear" w:color="auto" w:fill="FFFFFF"/>
+        </w:rPr>
+        <w:t>Uni Guairacá</w:t>
+      </w:r>
+      <w:r>
+        <w:rPr>
+          <w:rFonts w:ascii="Verdana" w:eastAsia="Verdana" w:hAnsi="Verdana" w:cs="Verdana"/>
+          <w:color w:val="242424"/>
+          <w:shd w:val="clear" w:color="auto" w:fill="FFFFFF"/>
+        </w:rPr>
+        <w:t>)</w:t>
       </w:r>
       <w:r>
         <w:rPr>
@@ -1719,23 +1587,55 @@
           <w:color w:val="242424"/>
           <w:shd w:val="clear" w:color="auto" w:fill="FFFFFF"/>
         </w:rPr>
-        <w:t>NestJS</w:t>
-      </w:r>
-      <w:r>
-        <w:rPr>
-          <w:rFonts w:ascii="Verdana" w:eastAsia="Verdana" w:hAnsi="Verdana" w:cs="Verdana"/>
-          <w:color w:val="242424"/>
-          <w:shd w:val="clear" w:color="auto" w:fill="FFFFFF"/>
-        </w:rPr>
-        <w:t xml:space="preserve"> básico</w:t>
-      </w:r>
-      <w:r>
-        <w:rPr>
-          <w:rFonts w:ascii="Verdana" w:eastAsia="Verdana" w:hAnsi="Verdana" w:cs="Verdana"/>
-          <w:color w:val="242424"/>
-          <w:shd w:val="clear" w:color="auto" w:fill="FFFFFF"/>
-        </w:rPr>
-        <w:t xml:space="preserve"> (Projetos pessoais);</w:t>
+        <w:t>GIT intermediário</w:t>
+      </w:r>
+      <w:r>
+        <w:rPr>
+          <w:rFonts w:ascii="Verdana" w:eastAsia="Verdana" w:hAnsi="Verdana" w:cs="Verdana"/>
+          <w:color w:val="242424"/>
+          <w:shd w:val="clear" w:color="auto" w:fill="FFFFFF"/>
+        </w:rPr>
+        <w:t xml:space="preserve"> (</w:t>
+      </w:r>
+      <w:r>
+        <w:rPr>
+          <w:rFonts w:ascii="Verdana" w:eastAsia="Verdana" w:hAnsi="Verdana" w:cs="Verdana"/>
+          <w:color w:val="242424"/>
+          <w:shd w:val="clear" w:color="auto" w:fill="FFFFFF"/>
+        </w:rPr>
+        <w:t>Uni Guairacá</w:t>
+      </w:r>
+      <w:r>
+        <w:rPr>
+          <w:rFonts w:ascii="Verdana" w:eastAsia="Verdana" w:hAnsi="Verdana" w:cs="Verdana"/>
+          <w:color w:val="242424"/>
+          <w:shd w:val="clear" w:color="auto" w:fill="FFFFFF"/>
+        </w:rPr>
+        <w:t xml:space="preserve"> + Projetos pessoais</w:t>
+      </w:r>
+      <w:r>
+        <w:rPr>
+          <w:rFonts w:ascii="Verdana" w:eastAsia="Verdana" w:hAnsi="Verdana" w:cs="Verdana"/>
+          <w:color w:val="242424"/>
+          <w:shd w:val="clear" w:color="auto" w:fill="FFFFFF"/>
+        </w:rPr>
+        <w:t xml:space="preserve"> + Curso preparado Udemy</w:t>
+      </w:r>
+      <w:r>
+        <w:rPr>
+          <w:rFonts w:ascii="Verdana" w:eastAsia="Verdana" w:hAnsi="Verdana" w:cs="Verdana"/>
+          <w:color w:val="242424"/>
+          <w:shd w:val="clear" w:color="auto" w:fill="FFFFFF"/>
+        </w:rPr>
+        <w:t>)</w:t>
+      </w:r>
+      <w:r>
+        <w:rPr>
+          <w:rFonts w:ascii="Verdana" w:eastAsia="Verdana" w:hAnsi="Verdana" w:cs="Verdana"/>
+          <w:color w:val="242424"/>
+          <w:shd w:val="clear" w:color="auto" w:fill="FFFFFF"/>
+        </w:rPr>
+        <w:t>;</w:t>
       </w:r>
     </w:p>
     <w:p>
@@ -1762,23 +1662,23 @@
           <w:color w:val="242424"/>
           <w:shd w:val="clear" w:color="auto" w:fill="FFFFFF"/>
         </w:rPr>
-        <w:t>NextJS</w:t>
-      </w:r>
-      <w:r>
-        <w:rPr>
-          <w:rFonts w:ascii="Verdana" w:eastAsia="Verdana" w:hAnsi="Verdana" w:cs="Verdana"/>
-          <w:color w:val="242424"/>
-          <w:shd w:val="clear" w:color="auto" w:fill="FFFFFF"/>
-        </w:rPr>
-        <w:t xml:space="preserve"> básico</w:t>
-      </w:r>
-      <w:r>
-        <w:rPr>
-          <w:rFonts w:ascii="Verdana" w:eastAsia="Verdana" w:hAnsi="Verdana" w:cs="Verdana"/>
-          <w:color w:val="242424"/>
-          <w:shd w:val="clear" w:color="auto" w:fill="FFFFFF"/>
-        </w:rPr>
-        <w:t xml:space="preserve"> (Projetos pessoais);</w:t>
+        <w:t>Clean Code (livro</w:t>
+      </w:r>
+      <w:r>
+        <w:rPr>
+          <w:rFonts w:ascii="Verdana" w:eastAsia="Verdana" w:hAnsi="Verdana" w:cs="Verdana"/>
+          <w:color w:val="242424"/>
+          <w:shd w:val="clear" w:color="auto" w:fill="FFFFFF"/>
+        </w:rPr>
+        <w:t xml:space="preserve"> + Experiência pessoal</w:t>
+      </w:r>
+      <w:r>
+        <w:rPr>
+          <w:rFonts w:ascii="Verdana" w:eastAsia="Verdana" w:hAnsi="Verdana" w:cs="Verdana"/>
+          <w:color w:val="242424"/>
+          <w:shd w:val="clear" w:color="auto" w:fill="FFFFFF"/>
+        </w:rPr>
+        <w:t>);</w:t>
       </w:r>
     </w:p>
     <w:p>
@@ -1805,47 +1705,7 @@
           <w:color w:val="242424"/>
           <w:shd w:val="clear" w:color="auto" w:fill="FFFFFF"/>
         </w:rPr>
-        <w:t>Hardware avançado</w:t>
-      </w:r>
-      <w:r>
-        <w:rPr>
-          <w:rFonts w:ascii="Verdana" w:eastAsia="Verdana" w:hAnsi="Verdana" w:cs="Verdana"/>
-          <w:color w:val="242424"/>
-          <w:shd w:val="clear" w:color="auto" w:fill="FFFFFF"/>
-        </w:rPr>
-        <w:t xml:space="preserve"> </w:t>
-      </w:r>
-      <w:r>
-        <w:rPr>
-          <w:rFonts w:ascii="Verdana" w:eastAsia="Verdana" w:hAnsi="Verdana" w:cs="Verdana"/>
-          <w:color w:val="242424"/>
-          <w:shd w:val="clear" w:color="auto" w:fill="FFFFFF"/>
-        </w:rPr>
-        <w:t>(</w:t>
-      </w:r>
-      <w:r>
-        <w:rPr>
-          <w:rFonts w:ascii="Verdana" w:eastAsia="Verdana" w:hAnsi="Verdana" w:cs="Verdana"/>
-          <w:color w:val="242424"/>
-          <w:shd w:val="clear" w:color="auto" w:fill="FFFFFF"/>
-        </w:rPr>
-        <w:t>Experiência pessoal</w:t>
-      </w:r>
-      <w:r>
-        <w:rPr>
-          <w:rFonts w:ascii="Verdana" w:eastAsia="Verdana" w:hAnsi="Verdana" w:cs="Verdana"/>
-          <w:color w:val="242424"/>
-          <w:shd w:val="clear" w:color="auto" w:fill="FFFFFF"/>
-        </w:rPr>
-        <w:t>)</w:t>
-      </w:r>
-      <w:r>
-        <w:rPr>
-          <w:rFonts w:ascii="Verdana" w:eastAsia="Verdana" w:hAnsi="Verdana" w:cs="Verdana"/>
-          <w:color w:val="242424"/>
-          <w:shd w:val="clear" w:color="auto" w:fill="FFFFFF"/>
-        </w:rPr>
-        <w:t>;</w:t>
+        <w:t>Inglês avançado (Curso concluído Talk-UP + Experiência pessoal);</w:t>
       </w:r>
     </w:p>
     <w:p>
@@ -1872,6 +1732,167 @@
           <w:color w:val="242424"/>
           <w:shd w:val="clear" w:color="auto" w:fill="FFFFFF"/>
         </w:rPr>
+        <w:t>Estrutura de dados</w:t>
+      </w:r>
+      <w:r>
+        <w:rPr>
+          <w:rFonts w:ascii="Verdana" w:eastAsia="Verdana" w:hAnsi="Verdana" w:cs="Verdana"/>
+          <w:color w:val="242424"/>
+          <w:shd w:val="clear" w:color="auto" w:fill="FFFFFF"/>
+        </w:rPr>
+        <w:t xml:space="preserve"> básica</w:t>
+      </w:r>
+      <w:r>
+        <w:rPr>
+          <w:rFonts w:ascii="Verdana" w:eastAsia="Verdana" w:hAnsi="Verdana" w:cs="Verdana"/>
+          <w:color w:val="242424"/>
+          <w:shd w:val="clear" w:color="auto" w:fill="FFFFFF"/>
+        </w:rPr>
+        <w:t xml:space="preserve"> (</w:t>
+      </w:r>
+      <w:r>
+        <w:rPr>
+          <w:rFonts w:ascii="Verdana" w:eastAsia="Verdana" w:hAnsi="Verdana" w:cs="Verdana"/>
+          <w:color w:val="242424"/>
+          <w:shd w:val="clear" w:color="auto" w:fill="FFFFFF"/>
+        </w:rPr>
+        <w:t>Uni Guairacá</w:t>
+      </w:r>
+      <w:r>
+        <w:rPr>
+          <w:rFonts w:ascii="Verdana" w:eastAsia="Verdana" w:hAnsi="Verdana" w:cs="Verdana"/>
+          <w:color w:val="242424"/>
+          <w:shd w:val="clear" w:color="auto" w:fill="FFFFFF"/>
+        </w:rPr>
+        <w:t>)</w:t>
+      </w:r>
+      <w:r>
+        <w:rPr>
+          <w:rFonts w:ascii="Verdana" w:eastAsia="Verdana" w:hAnsi="Verdana" w:cs="Verdana"/>
+          <w:color w:val="242424"/>
+          <w:shd w:val="clear" w:color="auto" w:fill="FFFFFF"/>
+        </w:rPr>
+        <w:t>;</w:t>
+      </w:r>
+    </w:p>
+    <w:p>
+      <w:pPr>
+        <w:numPr>
+          <w:ilvl w:val="0"/>
+          <w:numId w:val="2"/>
+        </w:numPr>
+        <w:tabs>
+          <w:tab w:val="left" w:pos="720"/>
+          <w:tab w:val="left" w:pos="360"/>
+        </w:tabs>
+        <w:spacing w:after="0" w:line="240" w:lineRule="auto"/>
+        <w:ind w:hanging="284"/>
+        <w:rPr>
+          <w:rFonts w:ascii="Verdana" w:eastAsia="Verdana" w:hAnsi="Verdana" w:cs="Verdana"/>
+          <w:color w:val="242424"/>
+          <w:shd w:val="clear" w:color="auto" w:fill="FFFFFF"/>
+        </w:rPr>
+      </w:pPr>
+      <w:r>
+        <w:rPr>
+          <w:rFonts w:ascii="Verdana" w:eastAsia="Verdana" w:hAnsi="Verdana" w:cs="Verdana"/>
+          <w:color w:val="242424"/>
+          <w:shd w:val="clear" w:color="auto" w:fill="FFFFFF"/>
+        </w:rPr>
+        <w:t xml:space="preserve">S.C.R.U.M. </w:t>
+      </w:r>
+      <w:r>
+        <w:rPr>
+          <w:rFonts w:ascii="Verdana" w:eastAsia="Verdana" w:hAnsi="Verdana" w:cs="Verdana"/>
+          <w:color w:val="242424"/>
+          <w:shd w:val="clear" w:color="auto" w:fill="FFFFFF"/>
+        </w:rPr>
+        <w:t xml:space="preserve">básico </w:t>
+      </w:r>
+      <w:r>
+        <w:rPr>
+          <w:rFonts w:ascii="Verdana" w:eastAsia="Verdana" w:hAnsi="Verdana" w:cs="Verdana"/>
+          <w:color w:val="242424"/>
+          <w:shd w:val="clear" w:color="auto" w:fill="FFFFFF"/>
+        </w:rPr>
+        <w:t>(Uni Gu</w:t>
+      </w:r>
+      <w:r>
+        <w:rPr>
+          <w:rFonts w:ascii="Verdana" w:eastAsia="Verdana" w:hAnsi="Verdana" w:cs="Verdana"/>
+          <w:color w:val="242424"/>
+          <w:shd w:val="clear" w:color="auto" w:fill="FFFFFF"/>
+        </w:rPr>
+        <w:t>airacá);</w:t>
+      </w:r>
+    </w:p>
+    <w:p>
+      <w:pPr>
+        <w:numPr>
+          <w:ilvl w:val="0"/>
+          <w:numId w:val="2"/>
+        </w:numPr>
+        <w:tabs>
+          <w:tab w:val="left" w:pos="720"/>
+          <w:tab w:val="left" w:pos="360"/>
+        </w:tabs>
+        <w:spacing w:after="0" w:line="240" w:lineRule="auto"/>
+        <w:ind w:hanging="284"/>
+        <w:rPr>
+          <w:rFonts w:ascii="Verdana" w:eastAsia="Verdana" w:hAnsi="Verdana" w:cs="Verdana"/>
+          <w:color w:val="242424"/>
+          <w:shd w:val="clear" w:color="auto" w:fill="FFFFFF"/>
+        </w:rPr>
+      </w:pPr>
+      <w:r>
+        <w:rPr>
+          <w:rFonts w:ascii="Verdana" w:eastAsia="Verdana" w:hAnsi="Verdana" w:cs="Verdana"/>
+          <w:color w:val="242424"/>
+          <w:shd w:val="clear" w:color="auto" w:fill="FFFFFF"/>
+        </w:rPr>
+        <w:t>Hardware avançado</w:t>
+      </w:r>
+      <w:r>
+        <w:rPr>
+          <w:rFonts w:ascii="Verdana" w:eastAsia="Verdana" w:hAnsi="Verdana" w:cs="Verdana"/>
+          <w:color w:val="242424"/>
+          <w:shd w:val="clear" w:color="auto" w:fill="FFFFFF"/>
+        </w:rPr>
+        <w:t xml:space="preserve"> (Experiência pessoal)</w:t>
+      </w:r>
+      <w:r>
+        <w:rPr>
+          <w:rFonts w:ascii="Verdana" w:eastAsia="Verdana" w:hAnsi="Verdana" w:cs="Verdana"/>
+          <w:color w:val="242424"/>
+          <w:shd w:val="clear" w:color="auto" w:fill="FFFFFF"/>
+        </w:rPr>
+        <w:t>;</w:t>
+      </w:r>
+    </w:p>
+    <w:p>
+      <w:pPr>
+        <w:numPr>
+          <w:ilvl w:val="0"/>
+          <w:numId w:val="2"/>
+        </w:numPr>
+        <w:tabs>
+          <w:tab w:val="left" w:pos="720"/>
+          <w:tab w:val="left" w:pos="360"/>
+        </w:tabs>
+        <w:spacing w:after="0" w:line="240" w:lineRule="auto"/>
+        <w:ind w:hanging="284"/>
+        <w:rPr>
+          <w:rFonts w:ascii="Verdana" w:eastAsia="Verdana" w:hAnsi="Verdana" w:cs="Verdana"/>
+          <w:color w:val="242424"/>
+          <w:shd w:val="clear" w:color="auto" w:fill="FFFFFF"/>
+        </w:rPr>
+      </w:pPr>
+      <w:r>
+        <w:rPr>
+          <w:rFonts w:ascii="Verdana" w:eastAsia="Verdana" w:hAnsi="Verdana" w:cs="Verdana"/>
+          <w:color w:val="242424"/>
+          <w:shd w:val="clear" w:color="auto" w:fill="FFFFFF"/>
+        </w:rPr>
         <w:t>Software avançado</w:t>
       </w:r>
       <w:r>
@@ -1880,31 +1901,7 @@
           <w:color w:val="242424"/>
           <w:shd w:val="clear" w:color="auto" w:fill="FFFFFF"/>
         </w:rPr>
-        <w:t xml:space="preserve"> </w:t>
-      </w:r>
-      <w:r>
-        <w:rPr>
-          <w:rFonts w:ascii="Verdana" w:eastAsia="Verdana" w:hAnsi="Verdana" w:cs="Verdana"/>
-          <w:color w:val="242424"/>
-          <w:shd w:val="clear" w:color="auto" w:fill="FFFFFF"/>
-        </w:rPr>
-        <w:t>(</w:t>
-      </w:r>
-      <w:r>
-        <w:rPr>
-          <w:rFonts w:ascii="Verdana" w:eastAsia="Verdana" w:hAnsi="Verdana" w:cs="Verdana"/>
-          <w:color w:val="242424"/>
-          <w:shd w:val="clear" w:color="auto" w:fill="FFFFFF"/>
-        </w:rPr>
-        <w:t>Experiência pessoal</w:t>
-      </w:r>
-      <w:r>
-        <w:rPr>
-          <w:rFonts w:ascii="Verdana" w:eastAsia="Verdana" w:hAnsi="Verdana" w:cs="Verdana"/>
-          <w:color w:val="242424"/>
-          <w:shd w:val="clear" w:color="auto" w:fill="FFFFFF"/>
-        </w:rPr>
-        <w:t>)</w:t>
+        <w:t xml:space="preserve"> (Experiência pessoal)</w:t>
       </w:r>
       <w:r>
         <w:rPr>
